--- a/output/strategy_plan.docx
+++ b/output/strategy_plan.docx
@@ -315,36 +315,88 @@
         <w:pStyle w:val="ListBullet2"/>
       </w:pPr>
       <w:r>
-        <w:rPr>
-          <w:b/>
-        </w:rPr>
-        <w:t>이론상 단순 합산 +2.54%p(1.48+1.06)는 실측치가 아니다.</w:t>
-      </w:r>
-      <w:r>
-        <w:t xml:space="preserve"> 두 레버를 각각 독립적으로 측정한 값을 단순히 더한 이론상 상한일 뿐이며, 실제로 두 조건이 통계적으로 독립인지는 별도로 검증이 필요하다.</w:t>
+        <w:t>이론상 단순 합산 +2.54%p(1.48+1.06)는 실측치가 아니다. 두 레버를 각각 독립적으로 측정한 값을 단순히 더한 이론상 상한일 뿐이며, 실제로 두 조건이 통계적으로 독립인지는 별도로 검증이 필요하다.</w:t>
       </w:r>
     </w:p>
     <w:p>
       <w:pPr>
-        <w:pStyle w:val="ListBullet2"/>
+        <w:ind w:left="360"/>
       </w:pPr>
       <w:r>
         <w:rPr>
-          <w:b/>
+          <w:i/>
+          <w:color w:val="606060"/>
         </w:rPr>
-        <w:t>실측 결합효과 검증</w:t>
+        <w:t>🔍 검증 과정에서 발견한 것</w:t>
       </w:r>
-      <w:r>
-        <w:t xml:space="preserve">: 소셜 채널(인스타그램·유튜브, 50건) 내에서 "저녁(18/20시)+이모지 O" 조건을 이미 동시에 만족하는 콘텐츠(37건)의 평균 CTR은 4.12%, 아직 둘 중 하나라도 만족하지 못하는 콘텐츠(13건)의 평균 CTR은 3.14% → 실제 개선 여지는 </w:t>
-      </w:r>
+    </w:p>
+    <w:p>
+      <w:pPr>
+        <w:ind w:left="360"/>
+      </w:pPr>
       <w:r>
         <w:rPr>
-          <w:b/>
+          <w:i/>
+          <w:color w:val="606060"/>
         </w:rPr>
-        <w:t>약 +0.99%p</w:t>
       </w:r>
+    </w:p>
+    <w:p>
+      <w:pPr>
+        <w:ind w:left="360"/>
+      </w:pPr>
       <w:r>
-        <w:t>로 확인됨. 이론상 상한(+2.54%p)보다 훨씬 작은 이유는, 소셜 채널 콘텐츠의 74%(37/50)가 이미 두 조건을 동시에 충족하고 있어 두 레버가 상당히 겹치기 때문이다(완전히 독립적인 효과가 아님). 이 문서의 CTR 임팩트 점수와 로드맵 기대효과는 이론상 상한이 아닌 이 실측 결합효과(+0.99%p)를 기준으로 삼는다.</w:t>
+        <w:rPr>
+          <w:i/>
+          <w:color w:val="606060"/>
+        </w:rPr>
+        <w:t>⚠️ 계산 오류 발견 및 수정: 처음에는 발행 시간(+1.48%p)과 이모지(+1.06%p) 두 레버를 단순히 더해 결합 효과를 +2.54%p로 제시했다. 그러나 이는 두 조건이 서로 완전히 독립적이라는 잘못된 가정에 기반한 계산이었다.</w:t>
+      </w:r>
+    </w:p>
+    <w:p>
+      <w:pPr>
+        <w:ind w:left="360"/>
+      </w:pPr>
+      <w:r>
+        <w:rPr>
+          <w:i/>
+          <w:color w:val="606060"/>
+        </w:rPr>
+      </w:r>
+    </w:p>
+    <w:p>
+      <w:pPr>
+        <w:ind w:left="360"/>
+      </w:pPr>
+      <w:r>
+        <w:rPr>
+          <w:i/>
+          <w:color w:val="606060"/>
+        </w:rPr>
+        <w:t>실제 데이터로 재검증한 결과: 소셜 채널(인스타그램·유튜브, 50건) 내에서 "저녁(18/20시)+이모지 O" 조건을 이미 동시에 만족하는 콘텐츠(37건)의 평균 CTR은 4.12%, 아직 둘 중 하나라도 만족하지 못하는 콘텐츠(13건)의 평균 CTR은 3.14% → 실제 개선 여지는 약 +0.99%p였다.</w:t>
+      </w:r>
+    </w:p>
+    <w:p>
+      <w:pPr>
+        <w:ind w:left="360"/>
+      </w:pPr>
+      <w:r>
+        <w:rPr>
+          <w:i/>
+          <w:color w:val="606060"/>
+        </w:rPr>
+      </w:r>
+    </w:p>
+    <w:p>
+      <w:pPr>
+        <w:ind w:left="360"/>
+      </w:pPr>
+      <w:r>
+        <w:rPr>
+          <w:i/>
+          <w:color w:val="606060"/>
+        </w:rPr>
+        <w:t>이론상 상한(+2.54%p)보다 훨씬 작았던 이유는, 소셜 채널 콘텐츠의 74%(37/50)가 이미 두 조건을 동시에 충족하고 있어 두 레버가 상당히 겹치기 때문이다(완전히 독립적인 효과가 아님). 이 문서의 CTR 임팩트 점수와 로드맵 기대효과는 이론상 상한이 아닌 이 실측 결합효과(+0.99%p)를 기준으로 정정했다.</w:t>
       </w:r>
     </w:p>
     <w:p>
@@ -458,7 +510,7 @@
         <w:pStyle w:val="ListBullet2"/>
       </w:pPr>
       <w:r>
-        <w:t>적용 범위 25/35 (소셜 채널=channel이 인스타그램 또는 유튜브인 50건/69건 = 72.5%. ※이전 버전은 type≠블로그 기준 52건(75.4%)을 잘못 사용 — 인포그래픽처럼 블로그·유튜브 채널에도 발행되는 유형이 있어 type 기준과 channel 기준이 다르다는 것을 확인 후 channel 기준으로 정정)</w:t>
+        <w:t>적용 범위 25/35 (소셜 채널=channel이 인스타그램 또는 유튜브인 50건/69건 = 72.5%)</w:t>
       </w:r>
     </w:p>
     <w:p>
@@ -467,6 +519,41 @@
       </w:pPr>
       <w:r>
         <w:t>실행 난이도 20/20 (제작 비용 없이 발행 규칙만 변경하면 됨)</w:t>
+      </w:r>
+    </w:p>
+    <w:p>
+      <w:pPr>
+        <w:ind w:left="360"/>
+      </w:pPr>
+      <w:r>
+        <w:rPr>
+          <w:i/>
+          <w:color w:val="606060"/>
+        </w:rPr>
+        <w:t>🔍 검증 과정에서 발견한 것</w:t>
+      </w:r>
+    </w:p>
+    <w:p>
+      <w:pPr>
+        <w:ind w:left="360"/>
+      </w:pPr>
+      <w:r>
+        <w:rPr>
+          <w:i/>
+          <w:color w:val="606060"/>
+        </w:rPr>
+      </w:r>
+    </w:p>
+    <w:p>
+      <w:pPr>
+        <w:ind w:left="360"/>
+      </w:pPr>
+      <w:r>
+        <w:rPr>
+          <w:i/>
+          <w:color w:val="606060"/>
+        </w:rPr>
+        <w:t>⚠️ 계산 오류 발견 및 수정: 적용 범위를 처음에는 type≠블로그 기준으로 계산해 52건(75.4%)으로 제시했다. 그런데 인포그래픽처럼 type은 블로그가 아니어도 channel이 블로그·유튜브로 발행되는 콘텐츠가 있어, type 기준과 channel 기준의 결과가 서로 달랐다. 적용 범위는 "실제로 어느 채널에 발행되는가"를 기준으로 판단해야 하므로, channel 기준(50건/69건 = 72.5%)으로 정정했다.</w:t>
       </w:r>
     </w:p>
     <w:p>
@@ -644,7 +731,7 @@
         <w:pStyle w:val="ListBullet2"/>
       </w:pPr>
       <w:r>
-        <w:t>적용 범위 10/35 (블로그 채널=channel이 블로그인 19건/69건 = 27.5%. ※이전 버전은 type==블로그 기준 17건(24.6%)을 잘못 사용 — 블로그 채널에는 type=블로그(17건) 외에 type=인포그래픽(2건)도 포함되어 channel 기준으로 정정)</w:t>
+        <w:t>적용 범위 10/35 (블로그 채널=channel이 블로그인 19건/69건 = 27.5%)</w:t>
       </w:r>
     </w:p>
     <w:p>
@@ -653,6 +740,41 @@
       </w:pPr>
       <w:r>
         <w:t>실행 난이도 16/20 (제목 리라이팅이 필요하고 SEO 키워드를 유지해야 해 완전히 즉시 처리되진 않음)</w:t>
+      </w:r>
+    </w:p>
+    <w:p>
+      <w:pPr>
+        <w:ind w:left="360"/>
+      </w:pPr>
+      <w:r>
+        <w:rPr>
+          <w:i/>
+          <w:color w:val="606060"/>
+        </w:rPr>
+        <w:t>🔍 검증 과정에서 발견한 것</w:t>
+      </w:r>
+    </w:p>
+    <w:p>
+      <w:pPr>
+        <w:ind w:left="360"/>
+      </w:pPr>
+      <w:r>
+        <w:rPr>
+          <w:i/>
+          <w:color w:val="606060"/>
+        </w:rPr>
+      </w:r>
+    </w:p>
+    <w:p>
+      <w:pPr>
+        <w:ind w:left="360"/>
+      </w:pPr>
+      <w:r>
+        <w:rPr>
+          <w:i/>
+          <w:color w:val="606060"/>
+        </w:rPr>
+        <w:t>⚠️ 계산 오류 발견 및 수정: 적용 범위를 처음에는 type==블로그 기준으로 계산해 17건(24.6%)으로 제시했다. 그런데 블로그 채널에는 type=블로그(17건) 외에 type=인포그래픽(2건)도 포함되어 있어, channel 기준으로 다시 계산하면 19건(27.5%)이 나온다. 기획안 1과 동일하게 "실제 발행 채널" 기준으로 판단해야 하므로 channel 기준(27.5%)으로 정정했다.</w:t>
       </w:r>
     </w:p>
     <w:p>
